--- a/Reportes/CondGen_302.docx
+++ b/Reportes/CondGen_302.docx
@@ -2024,7 +2024,7 @@
           <w:sz w:val="19"/>
           <w:szCs w:val="24"/>
         </w:rPr>
-        <w:t>B/. 54,084.00</w:t>
+        <w:t>{custom.MonedaMonto}</w:t>
       </w:r>
     </w:p>
     <w:p>
